--- a/essencial receitas.docx
+++ b/essencial receitas.docx
@@ -9149,7 +9149,7 @@
                 <w:szCs w:val="24"/>
                 <w:rtl w:val="0"/>
               </w:rPr>
-              <w:t xml:space="preserve">Campos obrigatórios não preenchidos: No passo 6, o sistema identifica que faltam informações, exibe uma mensagem indicando os campos obrigatórios e solicita a correção. O fluxo retorna ao passo 3.</w:t>
+              <w:t xml:space="preserve">Campos obrigatórios não preenchidos: O sistema identifica que faltam informações, exibe uma mensagem indicando os campos obrigatórios e solicita a correção. </w:t>
             </w:r>
           </w:p>
           <w:p>
